--- a/COVID_Analysis_Report_v2.docx
+++ b/COVID_Analysis_Report_v2.docx
@@ -50,7 +50,7 @@
           <w:sz w:val="19"/>
           <w:szCs w:val="19"/>
         </w:rPr>
-        <w:t xml:space="preserve">Based on Power BI Dashboard Analysis  |  Source: Our World in Data  |  Days 131–143</w:t>
+        <w:t xml:space="preserve">Based on Power BI Dashboard Analysis  |  Source: Our World in Data</w:t>
       </w:r>
     </w:p>
     <w:p>
@@ -5342,26 +5342,6 @@
       </w:pPr>
       <w:r>
         <w:t xml:space="preserve"/>
-      </w:r>
-    </w:p>
-    <w:p>
-      <w:pPr>
-        <w:pBdr>
-          <w:top w:val="single" w:color="CCCCCC" w:sz="2" w:space="4"/>
-        </w:pBdr>
-        <w:spacing w:before="120"/>
-        <w:jc w:val="center"/>
-      </w:pPr>
-      <w:r>
-        <w:rPr>
-          <w:rFonts w:ascii="Arial" w:cs="Arial" w:eastAsia="Arial" w:hAnsi="Arial"/>
-          <w:i/>
-          <w:iCs/>
-          <w:color w:val="AAAAAA"/>
-          <w:sz w:val="16"/>
-          <w:szCs w:val="16"/>
-        </w:rPr>
-        <w:t xml:space="preserve">Days 131–143  |  365 Days of Data Analysis  |  Mannan Hakim  |  MBA  |  Tool: Power BI</w:t>
       </w:r>
     </w:p>
     <w:sectPr>
@@ -5516,7 +5496,7 @@
         <w:sz w:val="16"/>
         <w:szCs w:val="16"/>
       </w:rPr>
-      <w:t xml:space="preserve">          Analyst: Mannan Hakim  |  Power BI Dashboard  |  365 Days of Data Analysis</w:t>
+      <w:t xml:space="preserve">          Analyst: Mannan Hakim  |  Power BI Dashboard</w:t>
     </w:r>
   </w:p>
 </w:hdr>
